--- a/t36_s5.docx
+++ b/t36_s5.docx
@@ -3,2348 +3,998 @@
 <w:document xmlns:wpc="http://schemas.microsoft.com/office/word/2010/wordprocessingCanvas" xmlns:mo="http://schemas.microsoft.com/office/mac/office/2008/main" xmlns:mc="http://schemas.openxmlformats.org/markup-compatibility/2006" xmlns:mv="urn:schemas-microsoft-com:mac:vml" xmlns:o="urn:schemas-microsoft-com:office:office" xmlns:r="http://schemas.openxmlformats.org/officeDocument/2006/relationships" xmlns:m="http://schemas.openxmlformats.org/officeDocument/2006/math" xmlns:v="urn:schemas-microsoft-com:vml" xmlns:wp14="http://schemas.microsoft.com/office/word/2010/wordprocessingDrawing" xmlns:wp="http://schemas.openxmlformats.org/drawingml/2006/wordprocessingDrawing" xmlns:w10="urn:schemas-microsoft-com:office:word" xmlns:w="http://schemas.openxmlformats.org/wordprocessingml/2006/main" xmlns:w14="http://schemas.microsoft.com/office/word/2010/wordml" xmlns:wpg="http://schemas.microsoft.com/office/word/2010/wordprocessingGroup" xmlns:wpi="http://schemas.microsoft.com/office/word/2010/wordprocessingInk" xmlns:wne="http://schemas.microsoft.com/office/word/2006/wordml" xmlns:wps="http://schemas.microsoft.com/office/word/2010/wordprocessingShape" mc:Ignorable="w14 wp14">
   <w:body>
     <w:p>
-      <w:pPr>
-        <w:spacing w:after="40" w:before="120"/>
-      </w:pPr>
       <w:r>
-        <w:rPr>
-          <w:b w:val="0"/>
-          <w:i w:val="0"/>
-          <w:sz w:val="22"/>
-        </w:rPr>
-        <w:t>Question: Select the word closest in meaning to 'Hostile'.</w:t>
+        <w:t xml:space="preserve">Question: The Indian National Anthem "Jana Gana Mana" was composed by:</w:t>
       </w:r>
     </w:p>
     <w:p>
-      <w:pPr>
-        <w:spacing w:after="0" w:before="0"/>
-      </w:pPr>
       <w:r>
-        <w:rPr>
-          <w:b w:val="0"/>
-          <w:i w:val="0"/>
-          <w:sz w:val="22"/>
-        </w:rPr>
-        <w:t>(a) Friendly</w:t>
+        <w:t xml:space="preserve">(a) Rabindranath Tagore</w:t>
       </w:r>
     </w:p>
     <w:p>
-      <w:pPr>
-        <w:spacing w:after="0" w:before="0"/>
-      </w:pPr>
       <w:r>
-        <w:rPr>
-          <w:b w:val="0"/>
-          <w:i w:val="0"/>
-          <w:sz w:val="22"/>
-        </w:rPr>
-        <w:t>(b) Unfriendly</w:t>
+        <w:t xml:space="preserve">(b) Bankim Chandra Chatterjee</w:t>
       </w:r>
     </w:p>
     <w:p>
-      <w:pPr>
-        <w:spacing w:after="0" w:before="0"/>
-      </w:pPr>
       <w:r>
-        <w:rPr>
-          <w:b w:val="0"/>
-          <w:i w:val="0"/>
-          <w:sz w:val="22"/>
-        </w:rPr>
-        <w:t>(c) Kind</w:t>
+        <w:t xml:space="preserve">(c) Sarojini Naidu</w:t>
       </w:r>
     </w:p>
     <w:p>
-      <w:pPr>
-        <w:spacing w:after="0" w:before="0"/>
-      </w:pPr>
       <w:r>
-        <w:rPr>
-          <w:b w:val="0"/>
-          <w:i w:val="0"/>
-          <w:sz w:val="22"/>
-        </w:rPr>
-        <w:t>(d) Warm</w:t>
+        <w:t xml:space="preserve">(d) Muhammad Iqbal</w:t>
       </w:r>
     </w:p>
     <w:p>
-      <w:pPr>
-        <w:spacing w:after="0" w:before="40"/>
-      </w:pPr>
       <w:r>
-        <w:rPr>
-          <w:b/>
-          <w:i w:val="0"/>
-          <w:sz w:val="22"/>
-        </w:rPr>
-        <w:t>Answer: b</w:t>
+        <w:t xml:space="preserve">Answer: a</w:t>
       </w:r>
     </w:p>
     <w:p>
-      <w:pPr>
-        <w:spacing w:after="0" w:before="0"/>
-      </w:pPr>
       <w:r>
-        <w:rPr>
-          <w:b w:val="0"/>
-          <w:i w:val="0"/>
-          <w:sz w:val="21"/>
-        </w:rPr>
-        <w:t>Solution: 'Hostile' means unfriendly, antagonistic, or opposed; 'unfriendly' is the closest synonym. Friendly, kind, and warm are antonyms.</w:t>
+        <w:t xml:space="preserve">Solution: Tagore wrote "Jana Gana Mana," adopted as the National Anthem in 1950. "Vande Mataram" was written by Bankim Chandra Chatterjee.</w:t>
       </w:r>
     </w:p>
     <w:p>
-      <w:pPr>
-        <w:spacing w:after="0" w:before="0"/>
-      </w:pPr>
       <w:r>
-        <w:rPr>
-          <w:b w:val="0"/>
-          <w:i w:val="0"/>
-          <w:sz w:val="20"/>
-        </w:rPr>
-        <w:t>Positive Marks: 1</w:t>
+        <w:t xml:space="preserve">Positive Marks: 1</w:t>
       </w:r>
     </w:p>
     <w:p>
-      <w:pPr>
-        <w:spacing w:after="160" w:before="0"/>
-      </w:pPr>
       <w:r>
-        <w:rPr>
-          <w:b w:val="0"/>
-          <w:i w:val="0"/>
-          <w:sz w:val="20"/>
-        </w:rPr>
-        <w:t>Negative Marks: 0.25</w:t>
+        <w:t xml:space="preserve">Negative Marks: 0.25</w:t>
       </w:r>
     </w:p>
     <w:p>
-      <w:pPr>
-        <w:spacing w:after="40" w:before="120"/>
-      </w:pPr>
       <w:r>
-        <w:rPr>
-          <w:b w:val="0"/>
-          <w:i w:val="0"/>
-          <w:sz w:val="22"/>
-        </w:rPr>
-        <w:t>Question: Which of the following words is spelled correctly?</w:t>
+        <w:t xml:space="preserve"/>
       </w:r>
     </w:p>
     <w:p>
-      <w:pPr>
-        <w:spacing w:after="0" w:before="0"/>
-      </w:pPr>
       <w:r>
-        <w:rPr>
-          <w:b w:val="0"/>
-          <w:i w:val="0"/>
-          <w:sz w:val="22"/>
-        </w:rPr>
-        <w:t>(a) Occurence</w:t>
+        <w:t xml:space="preserve">Question: What is 15% of 240?</w:t>
       </w:r>
     </w:p>
     <w:p>
-      <w:pPr>
-        <w:spacing w:after="0" w:before="0"/>
-      </w:pPr>
       <w:r>
-        <w:rPr>
-          <w:b w:val="0"/>
-          <w:i w:val="0"/>
-          <w:sz w:val="22"/>
-        </w:rPr>
-        <w:t>(b) Occurrence</w:t>
+        <w:t xml:space="preserve">(a) 30</w:t>
       </w:r>
     </w:p>
     <w:p>
-      <w:pPr>
-        <w:spacing w:after="0" w:before="0"/>
-      </w:pPr>
       <w:r>
-        <w:rPr>
-          <w:b w:val="0"/>
-          <w:i w:val="0"/>
-          <w:sz w:val="22"/>
-        </w:rPr>
-        <w:t>(c) Ocurrence</w:t>
+        <w:t xml:space="preserve">(b) 24</w:t>
       </w:r>
     </w:p>
     <w:p>
-      <w:pPr>
-        <w:spacing w:after="0" w:before="0"/>
-      </w:pPr>
       <w:r>
-        <w:rPr>
-          <w:b w:val="0"/>
-          <w:i w:val="0"/>
-          <w:sz w:val="22"/>
-        </w:rPr>
-        <w:t>(d) Occurance</w:t>
+        <w:t xml:space="preserve">(c) 48</w:t>
       </w:r>
     </w:p>
     <w:p>
-      <w:pPr>
-        <w:spacing w:after="0" w:before="40"/>
-      </w:pPr>
       <w:r>
-        <w:rPr>
-          <w:b/>
-          <w:i w:val="0"/>
-          <w:sz w:val="22"/>
-        </w:rPr>
-        <w:t>Answer: b</w:t>
+        <w:t xml:space="preserve">(d) 36</w:t>
       </w:r>
     </w:p>
     <w:p>
-      <w:pPr>
-        <w:spacing w:after="0" w:before="0"/>
-      </w:pPr>
       <w:r>
-        <w:rPr>
-          <w:b w:val="0"/>
-          <w:i w:val="0"/>
-          <w:sz w:val="21"/>
-        </w:rPr>
-        <w:t>Solution: 'Occurrence' is the correct spelling with two 'c's, two 'r's, and the '-ence' ending. The other options miss or swap letters.</w:t>
+        <w:t xml:space="preserve">Answer: d</w:t>
       </w:r>
     </w:p>
     <w:p>
-      <w:pPr>
-        <w:spacing w:after="0" w:before="0"/>
-      </w:pPr>
       <w:r>
-        <w:rPr>
-          <w:b w:val="0"/>
-          <w:i w:val="0"/>
-          <w:sz w:val="20"/>
-        </w:rPr>
-        <w:t>Positive Marks: 1</w:t>
+        <w:t xml:space="preserve">Solution: 240 x 15/100 = 36.</w:t>
       </w:r>
     </w:p>
     <w:p>
-      <w:pPr>
-        <w:spacing w:after="160" w:before="0"/>
-      </w:pPr>
       <w:r>
-        <w:rPr>
-          <w:b w:val="0"/>
-          <w:i w:val="0"/>
-          <w:sz w:val="20"/>
-        </w:rPr>
-        <w:t>Negative Marks: 0.25</w:t>
+        <w:t xml:space="preserve">Positive Marks: 1</w:t>
       </w:r>
     </w:p>
     <w:p>
-      <w:pPr>
-        <w:spacing w:after="40" w:before="120"/>
-      </w:pPr>
       <w:r>
-        <w:rPr>
-          <w:b w:val="0"/>
-          <w:i w:val="0"/>
-          <w:sz w:val="22"/>
-        </w:rPr>
-        <w:t>Question: Fill in the blank with the correct preposition: 'The client is allergic ______ penicillin.'</w:t>
+        <w:t xml:space="preserve">Negative Marks: 0.25</w:t>
       </w:r>
     </w:p>
     <w:p>
-      <w:pPr>
-        <w:spacing w:after="0" w:before="0"/>
-      </w:pPr>
       <w:r>
-        <w:rPr>
-          <w:b w:val="0"/>
-          <w:i w:val="0"/>
-          <w:sz w:val="22"/>
-        </w:rPr>
-        <w:t>(a) with</w:t>
+        <w:t xml:space="preserve"/>
       </w:r>
     </w:p>
     <w:p>
-      <w:pPr>
-        <w:spacing w:after="0" w:before="0"/>
-      </w:pPr>
       <w:r>
-        <w:rPr>
-          <w:b w:val="0"/>
-          <w:i w:val="0"/>
-          <w:sz w:val="22"/>
-        </w:rPr>
-        <w:t>(b) to</w:t>
+        <w:t xml:space="preserve">Question: RAM is an example of which type of memory?</w:t>
       </w:r>
     </w:p>
     <w:p>
-      <w:pPr>
-        <w:spacing w:after="0" w:before="0"/>
-      </w:pPr>
       <w:r>
-        <w:rPr>
-          <w:b w:val="0"/>
-          <w:i w:val="0"/>
-          <w:sz w:val="22"/>
-        </w:rPr>
-        <w:t>(c) from</w:t>
+        <w:t xml:space="preserve">(a) Read-only memory</w:t>
       </w:r>
     </w:p>
     <w:p>
-      <w:pPr>
-        <w:spacing w:after="0" w:before="0"/>
-      </w:pPr>
       <w:r>
-        <w:rPr>
-          <w:b w:val="0"/>
-          <w:i w:val="0"/>
-          <w:sz w:val="22"/>
-        </w:rPr>
-        <w:t>(d) at</w:t>
+        <w:t xml:space="preserve">(b) Volatile memory</w:t>
       </w:r>
     </w:p>
     <w:p>
-      <w:pPr>
-        <w:spacing w:after="0" w:before="40"/>
-      </w:pPr>
       <w:r>
-        <w:rPr>
-          <w:b/>
-          <w:i w:val="0"/>
-          <w:sz w:val="22"/>
-        </w:rPr>
-        <w:t>Answer: b</w:t>
+        <w:t xml:space="preserve">(c) Secondary storage</w:t>
       </w:r>
     </w:p>
     <w:p>
-      <w:pPr>
-        <w:spacing w:after="0" w:before="0"/>
-      </w:pPr>
       <w:r>
-        <w:rPr>
-          <w:b w:val="0"/>
-          <w:i w:val="0"/>
-          <w:sz w:val="21"/>
-        </w:rPr>
-        <w:t>Solution: The correct preposition after 'allergic' is 'to' (allergic to something). 'With', 'from', and 'at' are not used in this context.</w:t>
+        <w:t xml:space="preserve">(d) Optical memory</w:t>
       </w:r>
     </w:p>
     <w:p>
-      <w:pPr>
-        <w:spacing w:after="0" w:before="0"/>
-      </w:pPr>
       <w:r>
-        <w:rPr>
-          <w:b w:val="0"/>
-          <w:i w:val="0"/>
-          <w:sz w:val="20"/>
-        </w:rPr>
-        <w:t>Positive Marks: 1</w:t>
+        <w:t xml:space="preserve">Answer: b</w:t>
       </w:r>
     </w:p>
     <w:p>
-      <w:pPr>
-        <w:spacing w:after="160" w:before="0"/>
-      </w:pPr>
       <w:r>
-        <w:rPr>
-          <w:b w:val="0"/>
-          <w:i w:val="0"/>
-          <w:sz w:val="20"/>
-        </w:rPr>
-        <w:t>Negative Marks: 0.25</w:t>
+        <w:t xml:space="preserve">Solution: RAM loses its contents when the power is off (volatile). ROM is non-volatile memory.</w:t>
       </w:r>
     </w:p>
     <w:p>
-      <w:pPr>
-        <w:spacing w:after="40" w:before="120"/>
-      </w:pPr>
       <w:r>
-        <w:rPr>
-          <w:b w:val="0"/>
-          <w:i w:val="0"/>
-          <w:sz w:val="22"/>
-        </w:rPr>
-        <w:t>Question: Choose the one-word substitute for: 'One who is present everywhere.'</w:t>
+        <w:t xml:space="preserve">Positive Marks: 1</w:t>
       </w:r>
     </w:p>
     <w:p>
-      <w:pPr>
-        <w:spacing w:after="0" w:before="0"/>
-      </w:pPr>
       <w:r>
-        <w:rPr>
-          <w:b w:val="0"/>
-          <w:i w:val="0"/>
-          <w:sz w:val="22"/>
-        </w:rPr>
-        <w:t>(a) Omnipresent</w:t>
+        <w:t xml:space="preserve">Negative Marks: 0.25</w:t>
       </w:r>
     </w:p>
     <w:p>
-      <w:pPr>
-        <w:spacing w:after="0" w:before="0"/>
-      </w:pPr>
       <w:r>
-        <w:rPr>
-          <w:b w:val="0"/>
-          <w:i w:val="0"/>
-          <w:sz w:val="22"/>
-        </w:rPr>
-        <w:t>(b) Omniscient</w:t>
+        <w:t xml:space="preserve"/>
       </w:r>
     </w:p>
     <w:p>
-      <w:pPr>
-        <w:spacing w:after="0" w:before="0"/>
-      </w:pPr>
       <w:r>
-        <w:rPr>
-          <w:b w:val="0"/>
-          <w:i w:val="0"/>
-          <w:sz w:val="22"/>
-        </w:rPr>
-        <w:t>(c) Omnipotent</w:t>
+        <w:t xml:space="preserve">Question: Who was the first woman Prime Minister of India?</w:t>
       </w:r>
     </w:p>
     <w:p>
-      <w:pPr>
-        <w:spacing w:after="0" w:before="0"/>
-      </w:pPr>
       <w:r>
-        <w:rPr>
-          <w:b w:val="0"/>
-          <w:i w:val="0"/>
-          <w:sz w:val="22"/>
-        </w:rPr>
-        <w:t>(d) Optimist</w:t>
+        <w:t xml:space="preserve">(a) Pratibha Patil</w:t>
       </w:r>
     </w:p>
     <w:p>
-      <w:pPr>
-        <w:spacing w:after="0" w:before="40"/>
-      </w:pPr>
       <w:r>
-        <w:rPr>
-          <w:b/>
-          <w:i w:val="0"/>
-          <w:sz w:val="22"/>
-        </w:rPr>
-        <w:t>Answer: a</w:t>
+        <w:t xml:space="preserve">(b) Sonia Gandhi</w:t>
       </w:r>
     </w:p>
     <w:p>
-      <w:pPr>
-        <w:spacing w:after="0" w:before="0"/>
-      </w:pPr>
       <w:r>
-        <w:rPr>
-          <w:b w:val="0"/>
-          <w:i w:val="0"/>
-          <w:sz w:val="21"/>
-        </w:rPr>
-        <w:t>Solution: 'Omnipresent' means present everywhere at the same time. 'Omniscient' means all-knowing, 'omnipotent' means all-powerful, and an optimist always expects the best.</w:t>
+        <w:t xml:space="preserve">(c) Indira Gandhi</w:t>
       </w:r>
     </w:p>
     <w:p>
-      <w:pPr>
-        <w:spacing w:after="0" w:before="0"/>
-      </w:pPr>
       <w:r>
-        <w:rPr>
-          <w:b w:val="0"/>
-          <w:i w:val="0"/>
-          <w:sz w:val="20"/>
-        </w:rPr>
-        <w:t>Positive Marks: 1</w:t>
+        <w:t xml:space="preserve">(d) Sarojini Naidu</w:t>
       </w:r>
     </w:p>
     <w:p>
-      <w:pPr>
-        <w:spacing w:after="160" w:before="0"/>
-      </w:pPr>
       <w:r>
-        <w:rPr>
-          <w:b w:val="0"/>
-          <w:i w:val="0"/>
-          <w:sz w:val="20"/>
-        </w:rPr>
-        <w:t>Negative Marks: 0.25</w:t>
+        <w:t xml:space="preserve">Answer: c</w:t>
       </w:r>
     </w:p>
     <w:p>
-      <w:pPr>
-        <w:spacing w:after="40" w:before="120"/>
-      </w:pPr>
       <w:r>
-        <w:rPr>
-          <w:b w:val="0"/>
-          <w:i w:val="0"/>
-          <w:sz w:val="22"/>
-        </w:rPr>
-        <w:t>Question: What is the meaning of the idiom 'to hit the nail on the head'?</w:t>
+        <w:t xml:space="preserve">Solution: Indira Gandhi became Prime Minister in 1966. Pratibha Patil was the first woman President of India.</w:t>
       </w:r>
     </w:p>
     <w:p>
-      <w:pPr>
-        <w:spacing w:after="0" w:before="0"/>
-      </w:pPr>
       <w:r>
-        <w:rPr>
-          <w:b w:val="0"/>
-          <w:i w:val="0"/>
-          <w:sz w:val="22"/>
-        </w:rPr>
-        <w:t>(a) To describe something exactly right</w:t>
+        <w:t xml:space="preserve">Positive Marks: 1</w:t>
       </w:r>
     </w:p>
     <w:p>
-      <w:pPr>
-        <w:spacing w:after="0" w:before="0"/>
-      </w:pPr>
       <w:r>
-        <w:rPr>
-          <w:b w:val="0"/>
-          <w:i w:val="0"/>
-          <w:sz w:val="22"/>
-        </w:rPr>
-        <w:t>(b) To injure oneself</w:t>
+        <w:t xml:space="preserve">Negative Marks: 0.25</w:t>
       </w:r>
     </w:p>
     <w:p>
-      <w:pPr>
-        <w:spacing w:after="0" w:before="0"/>
-      </w:pPr>
       <w:r>
-        <w:rPr>
-          <w:b w:val="0"/>
-          <w:i w:val="0"/>
-          <w:sz w:val="22"/>
-        </w:rPr>
-        <w:t>(c) To work slowly</w:t>
+        <w:t xml:space="preserve"/>
       </w:r>
     </w:p>
     <w:p>
-      <w:pPr>
-        <w:spacing w:after="0" w:before="0"/>
-      </w:pPr>
       <w:r>
-        <w:rPr>
-          <w:b w:val="0"/>
-          <w:i w:val="0"/>
-          <w:sz w:val="22"/>
-        </w:rPr>
-        <w:t>(d) To make a loud noise</w:t>
+        <w:t xml:space="preserve">Question: The average of 12, 18, and 30 is:</w:t>
       </w:r>
     </w:p>
     <w:p>
-      <w:pPr>
-        <w:spacing w:after="0" w:before="40"/>
-      </w:pPr>
       <w:r>
-        <w:rPr>
-          <w:b/>
-          <w:i w:val="0"/>
-          <w:sz w:val="22"/>
-        </w:rPr>
-        <w:t>Answer: a</w:t>
+        <w:t xml:space="preserve">(a) 15</w:t>
       </w:r>
     </w:p>
     <w:p>
-      <w:pPr>
-        <w:spacing w:after="0" w:before="0"/>
-      </w:pPr>
       <w:r>
-        <w:rPr>
-          <w:b w:val="0"/>
-          <w:i w:val="0"/>
-          <w:sz w:val="21"/>
-        </w:rPr>
-        <w:t>Solution: 'To hit the nail on the head' means to say or do exactly the right thing, or to identify the precise point of a matter.</w:t>
+        <w:t xml:space="preserve">(b) 20</w:t>
       </w:r>
     </w:p>
     <w:p>
-      <w:pPr>
-        <w:spacing w:after="0" w:before="0"/>
-      </w:pPr>
       <w:r>
-        <w:rPr>
-          <w:b w:val="0"/>
-          <w:i w:val="0"/>
-          <w:sz w:val="20"/>
-        </w:rPr>
-        <w:t>Positive Marks: 1</w:t>
+        <w:t xml:space="preserve">(c) 25</w:t>
       </w:r>
     </w:p>
     <w:p>
-      <w:pPr>
-        <w:spacing w:after="160" w:before="0"/>
-      </w:pPr>
       <w:r>
-        <w:rPr>
-          <w:b w:val="0"/>
-          <w:i w:val="0"/>
-          <w:sz w:val="20"/>
-        </w:rPr>
-        <w:t>Negative Marks: 0.25</w:t>
+        <w:t xml:space="preserve">(d) 60</w:t>
       </w:r>
     </w:p>
     <w:p>
-      <w:pPr>
-        <w:spacing w:after="40" w:before="120"/>
-      </w:pPr>
       <w:r>
-        <w:rPr>
-          <w:b w:val="0"/>
-          <w:i w:val="0"/>
-          <w:sz w:val="22"/>
-        </w:rPr>
-        <w:t>Question: Change into passive voice: 'They will finish the project by March.'</w:t>
+        <w:t xml:space="preserve">Answer: b</w:t>
       </w:r>
     </w:p>
     <w:p>
-      <w:pPr>
-        <w:spacing w:after="0" w:before="0"/>
-      </w:pPr>
       <w:r>
-        <w:rPr>
-          <w:b w:val="0"/>
-          <w:i w:val="0"/>
-          <w:sz w:val="22"/>
-        </w:rPr>
-        <w:t>(a) The project will be finished by them by March</w:t>
+        <w:t xml:space="preserve">Solution: (12 + 18 + 30) / 3 = 60 / 3 = 20.</w:t>
       </w:r>
     </w:p>
     <w:p>
-      <w:pPr>
-        <w:spacing w:after="0" w:before="0"/>
-      </w:pPr>
       <w:r>
-        <w:rPr>
-          <w:b w:val="0"/>
-          <w:i w:val="0"/>
-          <w:sz w:val="22"/>
-        </w:rPr>
-        <w:t>(b) The project will finish by them by March</w:t>
+        <w:t xml:space="preserve">Positive Marks: 1</w:t>
       </w:r>
     </w:p>
     <w:p>
-      <w:pPr>
-        <w:spacing w:after="0" w:before="0"/>
-      </w:pPr>
       <w:r>
-        <w:rPr>
-          <w:b w:val="0"/>
-          <w:i w:val="0"/>
-          <w:sz w:val="22"/>
-        </w:rPr>
-        <w:t>(c) The project was finished by them by March</w:t>
+        <w:t xml:space="preserve">Negative Marks: 0.25</w:t>
       </w:r>
     </w:p>
     <w:p>
-      <w:pPr>
-        <w:spacing w:after="0" w:before="0"/>
-      </w:pPr>
       <w:r>
-        <w:rPr>
-          <w:b w:val="0"/>
-          <w:i w:val="0"/>
-          <w:sz w:val="22"/>
-        </w:rPr>
-        <w:t>(d) The project is finished by them by March</w:t>
+        <w:t xml:space="preserve"/>
       </w:r>
     </w:p>
     <w:p>
-      <w:pPr>
-        <w:spacing w:after="0" w:before="40"/>
-      </w:pPr>
       <w:r>
-        <w:rPr>
-          <w:b/>
-          <w:i w:val="0"/>
-          <w:sz w:val="22"/>
-        </w:rPr>
-        <w:t>Answer: a</w:t>
+        <w:t xml:space="preserve">Question: Which component is known as the "brain" of the computer?</w:t>
       </w:r>
     </w:p>
     <w:p>
-      <w:pPr>
-        <w:spacing w:after="0" w:before="0"/>
-      </w:pPr>
       <w:r>
-        <w:rPr>
-          <w:b w:val="0"/>
-          <w:i w:val="0"/>
-          <w:sz w:val="21"/>
-        </w:rPr>
-        <w:t>Solution: The future simple active ('will finish') becomes 'will be finished' in the passive: 'The project will be finished by them by March.'</w:t>
+        <w:t xml:space="preserve">(a) Monitor</w:t>
       </w:r>
     </w:p>
     <w:p>
-      <w:pPr>
-        <w:spacing w:after="0" w:before="0"/>
-      </w:pPr>
       <w:r>
-        <w:rPr>
-          <w:b w:val="0"/>
-          <w:i w:val="0"/>
-          <w:sz w:val="20"/>
-        </w:rPr>
-        <w:t>Positive Marks: 1</w:t>
+        <w:t xml:space="preserve">(b) Hard disk</w:t>
       </w:r>
     </w:p>
     <w:p>
-      <w:pPr>
-        <w:spacing w:after="160" w:before="0"/>
-      </w:pPr>
       <w:r>
-        <w:rPr>
-          <w:b w:val="0"/>
-          <w:i w:val="0"/>
-          <w:sz w:val="20"/>
-        </w:rPr>
-        <w:t>Negative Marks: 0.25</w:t>
+        <w:t xml:space="preserve">(c) Keyboard</w:t>
       </w:r>
     </w:p>
     <w:p>
-      <w:pPr>
-        <w:spacing w:after="40" w:before="120"/>
-      </w:pPr>
       <w:r>
-        <w:rPr>
-          <w:b w:val="0"/>
-          <w:i w:val="0"/>
-          <w:sz w:val="22"/>
-        </w:rPr>
-        <w:t>Question: Identify the part of the sentence that contains an error: 'The quality of the medicines (a) are (b) checked (c) by the pharmacist (d).'</w:t>
+        <w:t xml:space="preserve">(d) CPU</w:t>
       </w:r>
     </w:p>
     <w:p>
-      <w:pPr>
-        <w:spacing w:after="0" w:before="0"/>
-      </w:pPr>
       <w:r>
-        <w:rPr>
-          <w:b w:val="0"/>
-          <w:i w:val="0"/>
-          <w:sz w:val="22"/>
-        </w:rPr>
-        <w:t>(a) (a) The quality of the medicines</w:t>
+        <w:t xml:space="preserve">Answer: d</w:t>
       </w:r>
     </w:p>
     <w:p>
-      <w:pPr>
-        <w:spacing w:after="0" w:before="0"/>
-      </w:pPr>
       <w:r>
-        <w:rPr>
-          <w:b w:val="0"/>
-          <w:i w:val="0"/>
-          <w:sz w:val="22"/>
-        </w:rPr>
-        <w:t>(b) (b) are</w:t>
+        <w:t xml:space="preserve">Solution: The CPU performs all processing; the other listed parts are input, output, or storage devices.</w:t>
       </w:r>
     </w:p>
     <w:p>
-      <w:pPr>
-        <w:spacing w:after="0" w:before="0"/>
-      </w:pPr>
       <w:r>
-        <w:rPr>
-          <w:b w:val="0"/>
-          <w:i w:val="0"/>
-          <w:sz w:val="22"/>
-        </w:rPr>
-        <w:t>(c) (c) checked</w:t>
+        <w:t xml:space="preserve">Positive Marks: 1</w:t>
       </w:r>
     </w:p>
     <w:p>
-      <w:pPr>
-        <w:spacing w:after="0" w:before="0"/>
-      </w:pPr>
       <w:r>
-        <w:rPr>
-          <w:b w:val="0"/>
-          <w:i w:val="0"/>
-          <w:sz w:val="22"/>
-        </w:rPr>
-        <w:t>(d) (d) by the pharmacist</w:t>
+        <w:t xml:space="preserve">Negative Marks: 0.25</w:t>
       </w:r>
     </w:p>
     <w:p>
-      <w:pPr>
-        <w:spacing w:after="0" w:before="40"/>
-      </w:pPr>
       <w:r>
-        <w:rPr>
-          <w:b/>
-          <w:i w:val="0"/>
-          <w:sz w:val="22"/>
-        </w:rPr>
-        <w:t>Answer: b</w:t>
+        <w:t xml:space="preserve"/>
       </w:r>
     </w:p>
     <w:p>
-      <w:pPr>
-        <w:spacing w:after="0" w:before="0"/>
-      </w:pPr>
       <w:r>
-        <w:rPr>
-          <w:b w:val="0"/>
-          <w:i w:val="0"/>
-          <w:sz w:val="21"/>
-        </w:rPr>
-        <w:t>Solution: The subject 'quality' is singular, so the verb must be singular: 'The quality of the medicines IS checked.'</w:t>
+        <w:t xml:space="preserve">Question: The first modern Olympic Games were held in which city?</w:t>
       </w:r>
     </w:p>
     <w:p>
-      <w:pPr>
-        <w:spacing w:after="0" w:before="0"/>
-      </w:pPr>
       <w:r>
-        <w:rPr>
-          <w:b w:val="0"/>
-          <w:i w:val="0"/>
-          <w:sz w:val="20"/>
-        </w:rPr>
-        <w:t>Positive Marks: 1</w:t>
+        <w:t xml:space="preserve">(a) Paris</w:t>
       </w:r>
     </w:p>
     <w:p>
-      <w:pPr>
-        <w:spacing w:after="160" w:before="0"/>
-      </w:pPr>
       <w:r>
-        <w:rPr>
-          <w:b w:val="0"/>
-          <w:i w:val="0"/>
-          <w:sz w:val="20"/>
-        </w:rPr>
-        <w:t>Negative Marks: 0.25</w:t>
+        <w:t xml:space="preserve">(b) Athens</w:t>
       </w:r>
     </w:p>
     <w:p>
-      <w:pPr>
-        <w:spacing w:after="40" w:before="120"/>
-      </w:pPr>
       <w:r>
-        <w:rPr>
-          <w:b w:val="0"/>
-          <w:i w:val="0"/>
-          <w:sz w:val="22"/>
-        </w:rPr>
-        <w:t>Question: Select the word opposite in meaning to 'Rural'.</w:t>
+        <w:t xml:space="preserve">(c) London</w:t>
       </w:r>
     </w:p>
     <w:p>
-      <w:pPr>
-        <w:spacing w:after="0" w:before="0"/>
-      </w:pPr>
       <w:r>
-        <w:rPr>
-          <w:b w:val="0"/>
-          <w:i w:val="0"/>
-          <w:sz w:val="22"/>
-        </w:rPr>
-        <w:t>(a) Urban</w:t>
+        <w:t xml:space="preserve">(d) Rome</w:t>
       </w:r>
     </w:p>
     <w:p>
-      <w:pPr>
-        <w:spacing w:after="0" w:before="0"/>
-      </w:pPr>
       <w:r>
-        <w:rPr>
-          <w:b w:val="0"/>
-          <w:i w:val="0"/>
-          <w:sz w:val="22"/>
-        </w:rPr>
-        <w:t>(b) Village</w:t>
+        <w:t xml:space="preserve">Answer: b</w:t>
       </w:r>
     </w:p>
     <w:p>
-      <w:pPr>
-        <w:spacing w:after="0" w:before="0"/>
-      </w:pPr>
       <w:r>
-        <w:rPr>
-          <w:b w:val="0"/>
-          <w:i w:val="0"/>
-          <w:sz w:val="22"/>
-        </w:rPr>
-        <w:t>(c) Countryside</w:t>
+        <w:t xml:space="preserve">Solution: The first modern Olympics were held in Athens, Greece, in 1896.</w:t>
       </w:r>
     </w:p>
     <w:p>
-      <w:pPr>
-        <w:spacing w:after="0" w:before="0"/>
-      </w:pPr>
       <w:r>
-        <w:rPr>
-          <w:b w:val="0"/>
-          <w:i w:val="0"/>
-          <w:sz w:val="22"/>
-        </w:rPr>
-        <w:t>(d) Remote</w:t>
+        <w:t xml:space="preserve">Positive Marks: 1</w:t>
       </w:r>
     </w:p>
     <w:p>
-      <w:pPr>
-        <w:spacing w:after="0" w:before="40"/>
-      </w:pPr>
       <w:r>
-        <w:rPr>
-          <w:b/>
-          <w:i w:val="0"/>
-          <w:sz w:val="22"/>
-        </w:rPr>
-        <w:t>Answer: a</w:t>
+        <w:t xml:space="preserve">Negative Marks: 0.25</w:t>
       </w:r>
     </w:p>
     <w:p>
-      <w:pPr>
-        <w:spacing w:after="0" w:before="0"/>
-      </w:pPr>
       <w:r>
-        <w:rPr>
-          <w:b w:val="0"/>
-          <w:i w:val="0"/>
-          <w:sz w:val="21"/>
-        </w:rPr>
-        <w:t>Solution: 'Rural' relates to the countryside; its opposite is 'urban' (relating to cities). Village, countryside, and remote are related to rural.</w:t>
+        <w:t xml:space="preserve"/>
       </w:r>
     </w:p>
     <w:p>
-      <w:pPr>
-        <w:spacing w:after="0" w:before="0"/>
-      </w:pPr>
       <w:r>
-        <w:rPr>
-          <w:b w:val="0"/>
-          <w:i w:val="0"/>
-          <w:sz w:val="20"/>
-        </w:rPr>
-        <w:t>Positive Marks: 1</w:t>
+        <w:t xml:space="preserve">Question: If the ratio of boys to girls in a class is 3:2 and there are 60 students, how many are girls?</w:t>
       </w:r>
     </w:p>
     <w:p>
-      <w:pPr>
-        <w:spacing w:after="160" w:before="0"/>
-      </w:pPr>
       <w:r>
-        <w:rPr>
-          <w:b w:val="0"/>
-          <w:i w:val="0"/>
-          <w:sz w:val="20"/>
-        </w:rPr>
-        <w:t>Negative Marks: 0.25</w:t>
+        <w:t xml:space="preserve">(a) 36</w:t>
       </w:r>
     </w:p>
     <w:p>
-      <w:pPr>
-        <w:spacing w:after="40" w:before="120"/>
-      </w:pPr>
       <w:r>
-        <w:rPr>
-          <w:b w:val="0"/>
-          <w:i w:val="0"/>
-          <w:sz w:val="22"/>
-        </w:rPr>
-        <w:t>Question: A client's temperature rises from 37°C to 39.2°C. The rise in degrees Fahrenheit is approximately:</w:t>
+        <w:t xml:space="preserve">(b) 40</w:t>
       </w:r>
     </w:p>
     <w:p>
-      <w:pPr>
-        <w:spacing w:after="0" w:before="0"/>
-      </w:pPr>
       <w:r>
-        <w:rPr>
-          <w:b w:val="0"/>
-          <w:i w:val="0"/>
-          <w:sz w:val="22"/>
-        </w:rPr>
-        <w:t>(a) 4°F</w:t>
+        <w:t xml:space="preserve">(c) 24</w:t>
       </w:r>
     </w:p>
     <w:p>
-      <w:pPr>
-        <w:spacing w:after="0" w:before="0"/>
-      </w:pPr>
       <w:r>
-        <w:rPr>
-          <w:b w:val="0"/>
-          <w:i w:val="0"/>
-          <w:sz w:val="22"/>
-        </w:rPr>
-        <w:t>(b) 2°F</w:t>
+        <w:t xml:space="preserve">(d) 30</w:t>
       </w:r>
     </w:p>
     <w:p>
-      <w:pPr>
-        <w:spacing w:after="0" w:before="0"/>
-      </w:pPr>
       <w:r>
-        <w:rPr>
-          <w:b w:val="0"/>
-          <w:i w:val="0"/>
-          <w:sz w:val="22"/>
-        </w:rPr>
-        <w:t>(c) 6°F</w:t>
+        <w:t xml:space="preserve">Answer: c</w:t>
       </w:r>
     </w:p>
     <w:p>
-      <w:pPr>
-        <w:spacing w:after="0" w:before="0"/>
-      </w:pPr>
       <w:r>
-        <w:rPr>
-          <w:b w:val="0"/>
-          <w:i w:val="0"/>
-          <w:sz w:val="22"/>
-        </w:rPr>
-        <w:t>(d) 8°F</w:t>
+        <w:t xml:space="preserve">Solution: Total parts = 3 + 2 = 5; girls = 2/5 x 60 = 24.</w:t>
       </w:r>
     </w:p>
     <w:p>
-      <w:pPr>
-        <w:spacing w:after="0" w:before="40"/>
-      </w:pPr>
       <w:r>
-        <w:rPr>
-          <w:b/>
-          <w:i w:val="0"/>
-          <w:sz w:val="22"/>
-        </w:rPr>
-        <w:t>Answer: a</w:t>
+        <w:t xml:space="preserve">Positive Marks: 1</w:t>
       </w:r>
     </w:p>
     <w:p>
-      <w:pPr>
-        <w:spacing w:after="0" w:before="0"/>
-      </w:pPr>
       <w:r>
-        <w:rPr>
-          <w:b w:val="0"/>
-          <w:i w:val="0"/>
-          <w:sz w:val="21"/>
-        </w:rPr>
-        <w:t>Solution: A 1°C change equals 1.8°F. Rise in °C = 39.2 − 37 = 2.2°C. Rise in °F = 2.2 × 1.8 = 3.96 ≈ 4°F.</w:t>
+        <w:t xml:space="preserve">Negative Marks: 0.25</w:t>
       </w:r>
     </w:p>
     <w:p>
-      <w:pPr>
-        <w:spacing w:after="0" w:before="0"/>
-      </w:pPr>
       <w:r>
-        <w:rPr>
-          <w:b w:val="0"/>
-          <w:i w:val="0"/>
-          <w:sz w:val="20"/>
-        </w:rPr>
-        <w:t>Positive Marks: 1</w:t>
+        <w:t xml:space="preserve"/>
       </w:r>
     </w:p>
     <w:p>
-      <w:pPr>
-        <w:spacing w:after="160" w:before="0"/>
-      </w:pPr>
       <w:r>
-        <w:rPr>
-          <w:b w:val="0"/>
-          <w:i w:val="0"/>
-          <w:sz w:val="20"/>
-        </w:rPr>
-        <w:t>Negative Marks: 0.25</w:t>
+        <w:t xml:space="preserve">Question: WWW stands for:</w:t>
       </w:r>
     </w:p>
     <w:p>
-      <w:pPr>
-        <w:spacing w:after="40" w:before="120"/>
-      </w:pPr>
       <w:r>
-        <w:rPr>
-          <w:b w:val="0"/>
-          <w:i w:val="0"/>
-          <w:sz w:val="22"/>
-        </w:rPr>
-        <w:t>Question: A bottle of medicine contains 60 mL. The prescribed dose is 5 mL three times daily. How many days will the bottle last?</w:t>
+        <w:t xml:space="preserve">(a) World Wide Web</w:t>
       </w:r>
     </w:p>
     <w:p>
-      <w:pPr>
-        <w:spacing w:after="0" w:before="0"/>
-      </w:pPr>
       <w:r>
-        <w:rPr>
-          <w:b w:val="0"/>
-          <w:i w:val="0"/>
-          <w:sz w:val="22"/>
-        </w:rPr>
-        <w:t>(a) 3 days</w:t>
+        <w:t xml:space="preserve">(b) World Web Window</w:t>
       </w:r>
     </w:p>
     <w:p>
-      <w:pPr>
-        <w:spacing w:after="0" w:before="0"/>
-      </w:pPr>
       <w:r>
-        <w:rPr>
-          <w:b w:val="0"/>
-          <w:i w:val="0"/>
-          <w:sz w:val="22"/>
-        </w:rPr>
-        <w:t>(b) 4 days</w:t>
+        <w:t xml:space="preserve">(c) Wide World Web</w:t>
       </w:r>
     </w:p>
     <w:p>
-      <w:pPr>
-        <w:spacing w:after="0" w:before="0"/>
-      </w:pPr>
       <w:r>
-        <w:rPr>
-          <w:b w:val="0"/>
-          <w:i w:val="0"/>
-          <w:sz w:val="22"/>
-        </w:rPr>
-        <w:t>(c) 5 days</w:t>
+        <w:t xml:space="preserve">(d) Web World Wide</w:t>
       </w:r>
     </w:p>
     <w:p>
-      <w:pPr>
-        <w:spacing w:after="0" w:before="0"/>
-      </w:pPr>
       <w:r>
-        <w:rPr>
-          <w:b w:val="0"/>
-          <w:i w:val="0"/>
-          <w:sz w:val="22"/>
-        </w:rPr>
-        <w:t>(d) 12 days</w:t>
+        <w:t xml:space="preserve">Answer: a</w:t>
       </w:r>
     </w:p>
     <w:p>
-      <w:pPr>
-        <w:spacing w:after="0" w:before="40"/>
-      </w:pPr>
       <w:r>
-        <w:rPr>
-          <w:b/>
-          <w:i w:val="0"/>
-          <w:sz w:val="22"/>
-        </w:rPr>
-        <w:t>Answer: b</w:t>
+        <w:t xml:space="preserve">Solution: WWW stands for World Wide Web — the system of interlinked hypertext documents accessed through the internet.</w:t>
       </w:r>
     </w:p>
     <w:p>
-      <w:pPr>
-        <w:spacing w:after="0" w:before="0"/>
-      </w:pPr>
       <w:r>
-        <w:rPr>
-          <w:b w:val="0"/>
-          <w:i w:val="0"/>
-          <w:sz w:val="21"/>
-        </w:rPr>
-        <w:t>Solution: Daily dose = 5 mL × 3 = 15 mL. Days the bottle lasts = 60 ÷ 15 = 4 days.</w:t>
+        <w:t xml:space="preserve">Positive Marks: 1</w:t>
       </w:r>
     </w:p>
     <w:p>
-      <w:pPr>
-        <w:spacing w:after="0" w:before="0"/>
-      </w:pPr>
       <w:r>
-        <w:rPr>
-          <w:b w:val="0"/>
-          <w:i w:val="0"/>
-          <w:sz w:val="20"/>
-        </w:rPr>
-        <w:t>Positive Marks: 1</w:t>
+        <w:t xml:space="preserve">Negative Marks: 0.25</w:t>
       </w:r>
     </w:p>
     <w:p>
-      <w:pPr>
-        <w:spacing w:after="160" w:before="0"/>
-      </w:pPr>
       <w:r>
-        <w:rPr>
-          <w:b w:val="0"/>
-          <w:i w:val="0"/>
-          <w:sz w:val="20"/>
-        </w:rPr>
-        <w:t>Negative Marks: 0.25</w:t>
+        <w:t xml:space="preserve"/>
       </w:r>
     </w:p>
     <w:p>
-      <w:pPr>
-        <w:spacing w:after="40" w:before="120"/>
-      </w:pPr>
       <w:r>
-        <w:rPr>
-          <w:b w:val="0"/>
-          <w:i w:val="0"/>
-          <w:sz w:val="22"/>
-        </w:rPr>
-        <w:t>Question: Which is the highest peak in the Western Ghats of India?</w:t>
+        <w:t xml:space="preserve">Question: The river Ganga originates from which glacier?</w:t>
       </w:r>
     </w:p>
     <w:p>
-      <w:pPr>
-        <w:spacing w:after="0" w:before="0"/>
-      </w:pPr>
       <w:r>
-        <w:rPr>
-          <w:b w:val="0"/>
-          <w:i w:val="0"/>
-          <w:sz w:val="22"/>
-        </w:rPr>
-        <w:t>(a) Anamudi</w:t>
+        <w:t xml:space="preserve">(a) Siachen</w:t>
       </w:r>
     </w:p>
     <w:p>
-      <w:pPr>
-        <w:spacing w:after="0" w:before="0"/>
-      </w:pPr>
       <w:r>
-        <w:rPr>
-          <w:b w:val="0"/>
-          <w:i w:val="0"/>
-          <w:sz w:val="22"/>
-        </w:rPr>
-        <w:t>(b) Doda Betta</w:t>
+        <w:t xml:space="preserve">(b) Gangotri</w:t>
       </w:r>
     </w:p>
     <w:p>
-      <w:pPr>
-        <w:spacing w:after="0" w:before="0"/>
-      </w:pPr>
       <w:r>
-        <w:rPr>
-          <w:b w:val="0"/>
-          <w:i w:val="0"/>
-          <w:sz w:val="22"/>
-        </w:rPr>
-        <w:t>(c) Kalsubai</w:t>
+        <w:t xml:space="preserve">(c) Zemu</w:t>
       </w:r>
     </w:p>
     <w:p>
-      <w:pPr>
-        <w:spacing w:after="0" w:before="0"/>
-      </w:pPr>
       <w:r>
-        <w:rPr>
-          <w:b w:val="0"/>
-          <w:i w:val="0"/>
-          <w:sz w:val="22"/>
-        </w:rPr>
-        <w:t>(d) Mahabaleshwar</w:t>
+        <w:t xml:space="preserve">(d) Rongbuk</w:t>
       </w:r>
     </w:p>
     <w:p>
-      <w:pPr>
-        <w:spacing w:after="0" w:before="40"/>
-      </w:pPr>
       <w:r>
-        <w:rPr>
-          <w:b/>
-          <w:i w:val="0"/>
-          <w:sz w:val="22"/>
-        </w:rPr>
-        <w:t>Answer: a</w:t>
+        <w:t xml:space="preserve">Answer: b</w:t>
       </w:r>
     </w:p>
     <w:p>
-      <w:pPr>
-        <w:spacing w:after="0" w:before="0"/>
-      </w:pPr>
       <w:r>
-        <w:rPr>
-          <w:b w:val="0"/>
-          <w:i w:val="0"/>
-          <w:sz w:val="21"/>
-        </w:rPr>
-        <w:t>Solution: Anamudi (2,695 m) in Kerala is the highest peak of the Western Ghats and of peninsular India. Doda Betta is in the Nilgiris, and Kalsubai is the highest in Maharashtra.</w:t>
+        <w:t xml:space="preserve">Solution: The Ganga rises from the Gangotri Glacier in Uttarakhand.</w:t>
       </w:r>
     </w:p>
     <w:p>
-      <w:pPr>
-        <w:spacing w:after="0" w:before="0"/>
-      </w:pPr>
       <w:r>
-        <w:rPr>
-          <w:b w:val="0"/>
-          <w:i w:val="0"/>
-          <w:sz w:val="20"/>
-        </w:rPr>
-        <w:t>Positive Marks: 1</w:t>
+        <w:t xml:space="preserve">Positive Marks: 1</w:t>
       </w:r>
     </w:p>
     <w:p>
-      <w:pPr>
-        <w:spacing w:after="160" w:before="0"/>
-      </w:pPr>
       <w:r>
-        <w:rPr>
-          <w:b w:val="0"/>
-          <w:i w:val="0"/>
-          <w:sz w:val="20"/>
-        </w:rPr>
-        <w:t>Negative Marks: 0.25</w:t>
+        <w:t xml:space="preserve">Negative Marks: 0.25</w:t>
       </w:r>
     </w:p>
     <w:p>
-      <w:pPr>
-        <w:spacing w:after="40" w:before="120"/>
-      </w:pPr>
       <w:r>
-        <w:rPr>
-          <w:b w:val="0"/>
-          <w:i w:val="0"/>
-          <w:sz w:val="22"/>
-        </w:rPr>
-        <w:t>Question: Which Indian state is the largest producer of tea?</w:t>
+        <w:t xml:space="preserve">Question: Who was the first Governor of the Reserve Bank of India?</w:t>
       </w:r>
     </w:p>
     <w:p>
-      <w:pPr>
-        <w:spacing w:after="0" w:before="0"/>
-      </w:pPr>
       <w:r>
-        <w:rPr>
-          <w:b w:val="0"/>
-          <w:i w:val="0"/>
-          <w:sz w:val="22"/>
-        </w:rPr>
-        <w:t>(a) Assam</w:t>
+        <w:t xml:space="preserve">(a) C.D. Deshmukh</w:t>
       </w:r>
     </w:p>
     <w:p>
-      <w:pPr>
-        <w:spacing w:after="0" w:before="0"/>
-      </w:pPr>
       <w:r>
-        <w:rPr>
-          <w:b w:val="0"/>
-          <w:i w:val="0"/>
-          <w:sz w:val="22"/>
-        </w:rPr>
-        <w:t>(b) Kerala</w:t>
+        <w:t xml:space="preserve">(b) Osborne Smith</w:t>
       </w:r>
     </w:p>
     <w:p>
-      <w:pPr>
-        <w:spacing w:after="0" w:before="0"/>
-      </w:pPr>
       <w:r>
-        <w:rPr>
-          <w:b w:val="0"/>
-          <w:i w:val="0"/>
-          <w:sz w:val="22"/>
-        </w:rPr>
-        <w:t>(c) Punjab</w:t>
+        <w:t xml:space="preserve">(c) Raghuram Rajan</w:t>
       </w:r>
     </w:p>
     <w:p>
-      <w:pPr>
-        <w:spacing w:after="0" w:before="0"/>
-      </w:pPr>
       <w:r>
-        <w:rPr>
-          <w:b w:val="0"/>
-          <w:i w:val="0"/>
-          <w:sz w:val="22"/>
-        </w:rPr>
-        <w:t>(d) Rajasthan</w:t>
+        <w:t xml:space="preserve">(d) H.V.R. Iyengar</w:t>
       </w:r>
     </w:p>
     <w:p>
-      <w:pPr>
-        <w:spacing w:after="0" w:before="40"/>
-      </w:pPr>
       <w:r>
-        <w:rPr>
-          <w:b/>
-          <w:i w:val="0"/>
-          <w:sz w:val="22"/>
-        </w:rPr>
-        <w:t>Answer: a</w:t>
+        <w:t xml:space="preserve">Answer: b</w:t>
       </w:r>
     </w:p>
     <w:p>
-      <w:pPr>
-        <w:spacing w:after="0" w:before="0"/>
-      </w:pPr>
       <w:r>
-        <w:rPr>
-          <w:b w:val="0"/>
-          <w:i w:val="0"/>
-          <w:sz w:val="21"/>
-        </w:rPr>
-        <w:t>Solution: Assam is the largest tea-producing state in India, followed by West Bengal (Darjeeling). Kerala grows some tea, while Punjab and Rajasthan do not have tea plantations.</w:t>
+        <w:t xml:space="preserve">Solution: Sir Osborne Smith was the first RBI Governor (1935). C.D. Deshmukh was the first Indian governor of the RBI.</w:t>
       </w:r>
     </w:p>
     <w:p>
-      <w:pPr>
-        <w:spacing w:after="0" w:before="0"/>
-      </w:pPr>
       <w:r>
-        <w:rPr>
-          <w:b w:val="0"/>
-          <w:i w:val="0"/>
-          <w:sz w:val="20"/>
-        </w:rPr>
-        <w:t>Positive Marks: 1</w:t>
+        <w:t xml:space="preserve">Positive Marks: 1</w:t>
       </w:r>
     </w:p>
     <w:p>
-      <w:pPr>
-        <w:spacing w:after="160" w:before="0"/>
-      </w:pPr>
       <w:r>
-        <w:rPr>
-          <w:b w:val="0"/>
-          <w:i w:val="0"/>
-          <w:sz w:val="20"/>
-        </w:rPr>
-        <w:t>Negative Marks: 0.25</w:t>
+        <w:t xml:space="preserve">Negative Marks: 0.25</w:t>
       </w:r>
     </w:p>
     <w:p>
-      <w:pPr>
-        <w:spacing w:after="40" w:before="120"/>
-      </w:pPr>
       <w:r>
-        <w:rPr>
-          <w:b w:val="0"/>
-          <w:i w:val="0"/>
-          <w:sz w:val="22"/>
-        </w:rPr>
-        <w:t>Question: Which game is recognized as the national game of India?</w:t>
+        <w:t xml:space="preserve"/>
       </w:r>
     </w:p>
     <w:p>
-      <w:pPr>
-        <w:spacing w:after="0" w:before="0"/>
-      </w:pPr>
       <w:r>
-        <w:rPr>
-          <w:b w:val="0"/>
-          <w:i w:val="0"/>
-          <w:sz w:val="22"/>
-        </w:rPr>
-        <w:t>(a) Hockey</w:t>
+        <w:t xml:space="preserve">Question: A alone can finish a job in 12 days and B in 6 days. Working together, how many days will they take?</w:t>
       </w:r>
     </w:p>
     <w:p>
-      <w:pPr>
-        <w:spacing w:after="0" w:before="0"/>
-      </w:pPr>
       <w:r>
-        <w:rPr>
-          <w:b w:val="0"/>
-          <w:i w:val="0"/>
-          <w:sz w:val="22"/>
-        </w:rPr>
-        <w:t>(b) Cricket</w:t>
+        <w:t xml:space="preserve">(a) 4 days</w:t>
       </w:r>
     </w:p>
     <w:p>
-      <w:pPr>
-        <w:spacing w:after="0" w:before="0"/>
-      </w:pPr>
       <w:r>
-        <w:rPr>
-          <w:b w:val="0"/>
-          <w:i w:val="0"/>
-          <w:sz w:val="22"/>
-        </w:rPr>
-        <w:t>(c) Football</w:t>
+        <w:t xml:space="preserve">(b) 6 days</w:t>
       </w:r>
     </w:p>
     <w:p>
-      <w:pPr>
-        <w:spacing w:after="0" w:before="0"/>
-      </w:pPr>
       <w:r>
-        <w:rPr>
-          <w:b w:val="0"/>
-          <w:i w:val="0"/>
-          <w:sz w:val="22"/>
-        </w:rPr>
-        <w:t>(d) Kabaddi</w:t>
+        <w:t xml:space="preserve">(c) 9 days</w:t>
       </w:r>
     </w:p>
     <w:p>
-      <w:pPr>
-        <w:spacing w:after="0" w:before="40"/>
-      </w:pPr>
       <w:r>
-        <w:rPr>
-          <w:b/>
-          <w:i w:val="0"/>
-          <w:sz w:val="22"/>
-        </w:rPr>
-        <w:t>Answer: a</w:t>
+        <w:t xml:space="preserve">(d) 3 days</w:t>
       </w:r>
     </w:p>
     <w:p>
-      <w:pPr>
-        <w:spacing w:after="0" w:before="0"/>
-      </w:pPr>
       <w:r>
-        <w:rPr>
-          <w:b w:val="0"/>
-          <w:i w:val="0"/>
-          <w:sz w:val="21"/>
-        </w:rPr>
-        <w:t>Solution: Field hockey is recognized as the national game of India, with the national team having won multiple Olympic gold medals. Cricket is the most popular sport but is not the national game.</w:t>
+        <w:t xml:space="preserve">Answer: a</w:t>
       </w:r>
     </w:p>
     <w:p>
-      <w:pPr>
-        <w:spacing w:after="0" w:before="0"/>
-      </w:pPr>
       <w:r>
-        <w:rPr>
-          <w:b w:val="0"/>
-          <w:i w:val="0"/>
-          <w:sz w:val="20"/>
-        </w:rPr>
-        <w:t>Positive Marks: 1</w:t>
+        <w:t xml:space="preserve">Solution: 1/12 + 1/6 = 3/12 = 1/4, so together they finish the job in 4 days.</w:t>
       </w:r>
     </w:p>
     <w:p>
-      <w:pPr>
-        <w:spacing w:after="160" w:before="0"/>
-      </w:pPr>
       <w:r>
-        <w:rPr>
-          <w:b w:val="0"/>
-          <w:i w:val="0"/>
-          <w:sz w:val="20"/>
-        </w:rPr>
-        <w:t>Negative Marks: 0.25</w:t>
+        <w:t xml:space="preserve">Positive Marks: 1</w:t>
       </w:r>
     </w:p>
     <w:p>
-      <w:pPr>
-        <w:spacing w:after="40" w:before="120"/>
-      </w:pPr>
       <w:r>
-        <w:rPr>
-          <w:b w:val="0"/>
-          <w:i w:val="0"/>
-          <w:sz w:val="22"/>
-        </w:rPr>
-        <w:t>Question: Find the next number in the series: 2, 6, 18, 54, ?</w:t>
+        <w:t xml:space="preserve">Negative Marks: 0.25</w:t>
       </w:r>
     </w:p>
     <w:p>
-      <w:pPr>
-        <w:spacing w:after="0" w:before="0"/>
-      </w:pPr>
       <w:r>
-        <w:rPr>
-          <w:b w:val="0"/>
-          <w:i w:val="0"/>
-          <w:sz w:val="22"/>
-        </w:rPr>
-        <w:t>(a) 108</w:t>
+        <w:t xml:space="preserve"/>
       </w:r>
     </w:p>
     <w:p>
-      <w:pPr>
-        <w:spacing w:after="0" w:before="0"/>
-      </w:pPr>
       <w:r>
-        <w:rPr>
-          <w:b w:val="0"/>
-          <w:i w:val="0"/>
-          <w:sz w:val="22"/>
-        </w:rPr>
-        <w:t>(b) 162</w:t>
+        <w:t xml:space="preserve">Question: How many bits are there in one byte?</w:t>
       </w:r>
     </w:p>
     <w:p>
-      <w:pPr>
-        <w:spacing w:after="0" w:before="0"/>
-      </w:pPr>
       <w:r>
-        <w:rPr>
-          <w:b w:val="0"/>
-          <w:i w:val="0"/>
-          <w:sz w:val="22"/>
-        </w:rPr>
-        <w:t>(c) 144</w:t>
+        <w:t xml:space="preserve">(a) 4</w:t>
       </w:r>
     </w:p>
     <w:p>
-      <w:pPr>
-        <w:spacing w:after="0" w:before="0"/>
-      </w:pPr>
       <w:r>
-        <w:rPr>
-          <w:b w:val="0"/>
-          <w:i w:val="0"/>
-          <w:sz w:val="22"/>
-        </w:rPr>
-        <w:t>(d) 216</w:t>
+        <w:t xml:space="preserve">(b) 8</w:t>
       </w:r>
     </w:p>
     <w:p>
-      <w:pPr>
-        <w:spacing w:after="0" w:before="40"/>
-      </w:pPr>
       <w:r>
-        <w:rPr>
-          <w:b/>
-          <w:i w:val="0"/>
-          <w:sz w:val="22"/>
-        </w:rPr>
-        <w:t>Answer: b</w:t>
+        <w:t xml:space="preserve">(c) 16</w:t>
       </w:r>
     </w:p>
     <w:p>
-      <w:pPr>
-        <w:spacing w:after="0" w:before="0"/>
-      </w:pPr>
       <w:r>
-        <w:rPr>
-          <w:b w:val="0"/>
-          <w:i w:val="0"/>
-          <w:sz w:val="21"/>
-        </w:rPr>
-        <w:t>Solution: Each term is multiplied by 3: 2×3=6, 6×3=18, 18×3=54, so the next is 54×3 = 162.</w:t>
+        <w:t xml:space="preserve">(d) 32</w:t>
       </w:r>
     </w:p>
     <w:p>
-      <w:pPr>
-        <w:spacing w:after="0" w:before="0"/>
-      </w:pPr>
       <w:r>
-        <w:rPr>
-          <w:b w:val="0"/>
-          <w:i w:val="0"/>
-          <w:sz w:val="20"/>
-        </w:rPr>
-        <w:t>Positive Marks: 1</w:t>
+        <w:t xml:space="preserve">Answer: b</w:t>
       </w:r>
     </w:p>
     <w:p>
-      <w:pPr>
-        <w:spacing w:after="160" w:before="0"/>
-      </w:pPr>
       <w:r>
-        <w:rPr>
-          <w:b w:val="0"/>
-          <w:i w:val="0"/>
-          <w:sz w:val="20"/>
-        </w:rPr>
-        <w:t>Negative Marks: 0.25</w:t>
+        <w:t xml:space="preserve">Solution: One byte is equal to 8 bits.</w:t>
       </w:r>
     </w:p>
     <w:p>
-      <w:pPr>
-        <w:spacing w:after="40" w:before="120"/>
-      </w:pPr>
       <w:r>
-        <w:rPr>
-          <w:b w:val="0"/>
-          <w:i w:val="0"/>
-          <w:sz w:val="22"/>
-        </w:rPr>
-        <w:t>Question: Carpenter : Saw :: Blacksmith : ?</w:t>
+        <w:t xml:space="preserve">Positive Marks: 1</w:t>
       </w:r>
     </w:p>
     <w:p>
-      <w:pPr>
-        <w:spacing w:after="0" w:before="0"/>
-      </w:pPr>
       <w:r>
-        <w:rPr>
-          <w:b w:val="0"/>
-          <w:i w:val="0"/>
-          <w:sz w:val="22"/>
-        </w:rPr>
-        <w:t>(a) Hammer</w:t>
+        <w:t xml:space="preserve">Negative Marks: 0.25</w:t>
       </w:r>
     </w:p>
     <w:p>
-      <w:pPr>
-        <w:spacing w:after="0" w:before="0"/>
-      </w:pPr>
       <w:r>
-        <w:rPr>
-          <w:b w:val="0"/>
-          <w:i w:val="0"/>
-          <w:sz w:val="22"/>
-        </w:rPr>
-        <w:t>(b) Broom</w:t>
+        <w:t xml:space="preserve"/>
       </w:r>
     </w:p>
     <w:p>
-      <w:pPr>
-        <w:spacing w:after="0" w:before="0"/>
-      </w:pPr>
       <w:r>
-        <w:rPr>
-          <w:b w:val="0"/>
-          <w:i w:val="0"/>
-          <w:sz w:val="22"/>
-        </w:rPr>
-        <w:t>(c) Plough</w:t>
+        <w:t xml:space="preserve">Question: The capital of Australia is:</w:t>
       </w:r>
     </w:p>
     <w:p>
-      <w:pPr>
-        <w:spacing w:after="0" w:before="0"/>
-      </w:pPr>
       <w:r>
-        <w:rPr>
-          <w:b w:val="0"/>
-          <w:i w:val="0"/>
-          <w:sz w:val="22"/>
-        </w:rPr>
-        <w:t>(d) Ruler</w:t>
+        <w:t xml:space="preserve">(a) Sydney</w:t>
       </w:r>
     </w:p>
     <w:p>
-      <w:pPr>
-        <w:spacing w:after="0" w:before="40"/>
-      </w:pPr>
       <w:r>
-        <w:rPr>
-          <w:b/>
-          <w:i w:val="0"/>
-          <w:sz w:val="22"/>
-        </w:rPr>
-        <w:t>Answer: a</w:t>
+        <w:t xml:space="preserve">(b) Melbourne</w:t>
       </w:r>
     </w:p>
     <w:p>
-      <w:pPr>
-        <w:spacing w:after="0" w:before="0"/>
-      </w:pPr>
       <w:r>
-        <w:rPr>
-          <w:b w:val="0"/>
-          <w:i w:val="0"/>
-          <w:sz w:val="21"/>
-        </w:rPr>
-        <w:t>Solution: A carpenter uses a saw as the primary tool; similarly, a blacksmith uses a hammer (or anvil). The relationship is worker to tool.</w:t>
+        <w:t xml:space="preserve">(c) Canberra</w:t>
       </w:r>
     </w:p>
     <w:p>
-      <w:pPr>
-        <w:spacing w:after="0" w:before="0"/>
-      </w:pPr>
       <w:r>
-        <w:rPr>
-          <w:b w:val="0"/>
-          <w:i w:val="0"/>
-          <w:sz w:val="20"/>
-        </w:rPr>
-        <w:t>Positive Marks: 1</w:t>
+        <w:t xml:space="preserve">(d) Perth</w:t>
       </w:r>
     </w:p>
     <w:p>
-      <w:pPr>
-        <w:spacing w:after="160" w:before="0"/>
-      </w:pPr>
       <w:r>
-        <w:rPr>
-          <w:b w:val="0"/>
-          <w:i w:val="0"/>
-          <w:sz w:val="20"/>
-        </w:rPr>
-        <w:t>Negative Marks: 0.25</w:t>
+        <w:t xml:space="preserve">Answer: c</w:t>
       </w:r>
     </w:p>
     <w:p>
-      <w:pPr>
-        <w:spacing w:after="40" w:before="120"/>
-      </w:pPr>
       <w:r>
-        <w:rPr>
-          <w:b w:val="0"/>
-          <w:i w:val="0"/>
-          <w:sz w:val="22"/>
-        </w:rPr>
-        <w:t>Question: Find the next letters in the series: B, D, F, H, ?</w:t>
+        <w:t xml:space="preserve">Solution: Canberra is the capital of Australia; Sydney and Melbourne are larger cities.</w:t>
       </w:r>
     </w:p>
     <w:p>
-      <w:pPr>
-        <w:spacing w:after="0" w:before="0"/>
-      </w:pPr>
       <w:r>
-        <w:rPr>
-          <w:b w:val="0"/>
-          <w:i w:val="0"/>
-          <w:sz w:val="22"/>
-        </w:rPr>
-        <w:t>(a) I</w:t>
+        <w:t xml:space="preserve">Positive Marks: 1</w:t>
       </w:r>
     </w:p>
     <w:p>
-      <w:pPr>
-        <w:spacing w:after="0" w:before="0"/>
-      </w:pPr>
       <w:r>
-        <w:rPr>
-          <w:b w:val="0"/>
-          <w:i w:val="0"/>
-          <w:sz w:val="22"/>
-        </w:rPr>
-        <w:t>(b) J</w:t>
+        <w:t xml:space="preserve">Negative Marks: 0.25</w:t>
       </w:r>
     </w:p>
     <w:p>
-      <w:pPr>
-        <w:spacing w:after="0" w:before="0"/>
-      </w:pPr>
       <w:r>
-        <w:rPr>
-          <w:b w:val="0"/>
-          <w:i w:val="0"/>
-          <w:sz w:val="22"/>
-        </w:rPr>
-        <w:t>(c) K</w:t>
+        <w:t xml:space="preserve"/>
       </w:r>
     </w:p>
     <w:p>
-      <w:pPr>
-        <w:spacing w:after="0" w:before="0"/>
-      </w:pPr>
       <w:r>
-        <w:rPr>
-          <w:b w:val="0"/>
-          <w:i w:val="0"/>
-          <w:sz w:val="22"/>
-        </w:rPr>
-        <w:t>(d) L</w:t>
+        <w:t xml:space="preserve">Question: An article bought for ₹800 is sold for ₹1000. The profit percentage is:</w:t>
       </w:r>
     </w:p>
     <w:p>
-      <w:pPr>
-        <w:spacing w:after="0" w:before="40"/>
-      </w:pPr>
       <w:r>
-        <w:rPr>
-          <w:b/>
-          <w:i w:val="0"/>
-          <w:sz w:val="22"/>
-        </w:rPr>
-        <w:t>Answer: b</w:t>
+        <w:t xml:space="preserve">(a) 20%</w:t>
       </w:r>
     </w:p>
     <w:p>
-      <w:pPr>
-        <w:spacing w:after="0" w:before="0"/>
-      </w:pPr>
       <w:r>
-        <w:rPr>
-          <w:b w:val="0"/>
-          <w:i w:val="0"/>
-          <w:sz w:val="21"/>
-        </w:rPr>
-        <w:t>Solution: The series advances by two letters each step: B+2=D, D+2=F, F+2=H, so the next is H+2 = J.</w:t>
+        <w:t xml:space="preserve">(b) 25%</w:t>
       </w:r>
     </w:p>
     <w:p>
-      <w:pPr>
-        <w:spacing w:after="0" w:before="0"/>
-      </w:pPr>
       <w:r>
-        <w:rPr>
-          <w:b w:val="0"/>
-          <w:i w:val="0"/>
-          <w:sz w:val="20"/>
-        </w:rPr>
-        <w:t>Positive Marks: 1</w:t>
+        <w:t xml:space="preserve">(c) 30%</w:t>
       </w:r>
     </w:p>
     <w:p>
-      <w:pPr>
-        <w:spacing w:after="160" w:before="0"/>
-      </w:pPr>
       <w:r>
-        <w:rPr>
-          <w:b w:val="0"/>
-          <w:i w:val="0"/>
-          <w:sz w:val="20"/>
-        </w:rPr>
-        <w:t>Negative Marks: 0.25</w:t>
+        <w:t xml:space="preserve">(d) 12.5%</w:t>
       </w:r>
     </w:p>
     <w:p>
-      <w:pPr>
-        <w:spacing w:after="40" w:before="120"/>
-      </w:pPr>
       <w:r>
-        <w:rPr>
-          <w:b w:val="0"/>
-          <w:i w:val="0"/>
-          <w:sz w:val="22"/>
-        </w:rPr>
-        <w:t>Question: Which is the largest cell in the human body?</w:t>
+        <w:t xml:space="preserve">Answer: b</w:t>
       </w:r>
     </w:p>
     <w:p>
-      <w:pPr>
-        <w:spacing w:after="0" w:before="0"/>
-      </w:pPr>
       <w:r>
-        <w:rPr>
-          <w:b w:val="0"/>
-          <w:i w:val="0"/>
-          <w:sz w:val="22"/>
-        </w:rPr>
-        <w:t>(a) The ovum (egg cell)</w:t>
+        <w:t xml:space="preserve">Solution: Profit = 1000 - 800 = 200; 200/800 x 100 = 25%.</w:t>
       </w:r>
     </w:p>
     <w:p>
-      <w:pPr>
-        <w:spacing w:after="0" w:before="0"/>
-      </w:pPr>
       <w:r>
-        <w:rPr>
-          <w:b w:val="0"/>
-          <w:i w:val="0"/>
-          <w:sz w:val="22"/>
-        </w:rPr>
-        <w:t>(b) A red blood cell</w:t>
+        <w:t xml:space="preserve">Positive Marks: 1</w:t>
       </w:r>
     </w:p>
     <w:p>
-      <w:pPr>
-        <w:spacing w:after="0" w:before="0"/>
-      </w:pPr>
       <w:r>
-        <w:rPr>
-          <w:b w:val="0"/>
-          <w:i w:val="0"/>
-          <w:sz w:val="22"/>
-        </w:rPr>
-        <w:t>(c) A sperm cell</w:t>
+        <w:t xml:space="preserve">Negative Marks: 0.25</w:t>
       </w:r>
     </w:p>
     <w:p>
-      <w:pPr>
-        <w:spacing w:after="0" w:before="0"/>
-      </w:pPr>
       <w:r>
-        <w:rPr>
-          <w:b w:val="0"/>
-          <w:i w:val="0"/>
-          <w:sz w:val="22"/>
-        </w:rPr>
-        <w:t>(d) A white blood cell</w:t>
+        <w:t xml:space="preserve"/>
       </w:r>
     </w:p>
     <w:p>
-      <w:pPr>
-        <w:spacing w:after="0" w:before="40"/>
-      </w:pPr>
       <w:r>
-        <w:rPr>
-          <w:b/>
-          <w:i w:val="0"/>
-          <w:sz w:val="22"/>
-        </w:rPr>
-        <w:t>Answer: a</w:t>
+        <w:t xml:space="preserve">Question: Which of the following is an output device?</w:t>
       </w:r>
     </w:p>
     <w:p>
-      <w:pPr>
-        <w:spacing w:after="0" w:before="0"/>
-      </w:pPr>
       <w:r>
-        <w:rPr>
-          <w:b w:val="0"/>
-          <w:i w:val="0"/>
-          <w:sz w:val="21"/>
-        </w:rPr>
-        <w:t>Solution: The ovum (about 0.1 mm) is the largest cell in the human body, while the sperm cell is one of the smallest. RBCs are about 7-8 micrometers.</w:t>
+        <w:t xml:space="preserve">(a) Scanner</w:t>
       </w:r>
     </w:p>
     <w:p>
-      <w:pPr>
-        <w:spacing w:after="0" w:before="0"/>
-      </w:pPr>
       <w:r>
-        <w:rPr>
-          <w:b w:val="0"/>
-          <w:i w:val="0"/>
-          <w:sz w:val="20"/>
-        </w:rPr>
-        <w:t>Positive Marks: 1</w:t>
+        <w:t xml:space="preserve">(b) Mouse</w:t>
       </w:r>
     </w:p>
     <w:p>
-      <w:pPr>
-        <w:spacing w:after="160" w:before="0"/>
-      </w:pPr>
       <w:r>
-        <w:rPr>
-          <w:b w:val="0"/>
-          <w:i w:val="0"/>
-          <w:sz w:val="20"/>
-        </w:rPr>
-        <w:t>Negative Marks: 0.25</w:t>
+        <w:t xml:space="preserve">(c) Plotter</w:t>
       </w:r>
     </w:p>
     <w:p>
-      <w:pPr>
-        <w:spacing w:after="40" w:before="120"/>
-      </w:pPr>
       <w:r>
-        <w:rPr>
-          <w:b w:val="0"/>
-          <w:i w:val="0"/>
-          <w:sz w:val="22"/>
-        </w:rPr>
-        <w:t>Question: Which is the SI unit of mass?</w:t>
+        <w:t xml:space="preserve">(d) Joystick</w:t>
       </w:r>
     </w:p>
     <w:p>
-      <w:pPr>
-        <w:spacing w:after="0" w:before="0"/>
-      </w:pPr>
       <w:r>
-        <w:rPr>
-          <w:b w:val="0"/>
-          <w:i w:val="0"/>
-          <w:sz w:val="22"/>
-        </w:rPr>
-        <w:t>(a) Kilogram</w:t>
+        <w:t xml:space="preserve">Answer: c</w:t>
       </w:r>
     </w:p>
     <w:p>
-      <w:pPr>
-        <w:spacing w:after="0" w:before="0"/>
-      </w:pPr>
       <w:r>
-        <w:rPr>
-          <w:b w:val="0"/>
-          <w:i w:val="0"/>
-          <w:sz w:val="22"/>
-        </w:rPr>
-        <w:t>(b) Newton</w:t>
+        <w:t xml:space="preserve">Solution: A plotter prints graphics on paper (output). Scanner, mouse, and joystick are input devices.</w:t>
       </w:r>
     </w:p>
     <w:p>
-      <w:pPr>
-        <w:spacing w:after="0" w:before="0"/>
-      </w:pPr>
       <w:r>
-        <w:rPr>
-          <w:b w:val="0"/>
-          <w:i w:val="0"/>
-          <w:sz w:val="22"/>
-        </w:rPr>
-        <w:t>(c) Gram</w:t>
+        <w:t xml:space="preserve">Positive Marks: 1</w:t>
       </w:r>
     </w:p>
     <w:p>
-      <w:pPr>
-        <w:spacing w:after="0" w:before="0"/>
-      </w:pPr>
       <w:r>
-        <w:rPr>
-          <w:b w:val="0"/>
-          <w:i w:val="0"/>
-          <w:sz w:val="22"/>
-        </w:rPr>
-        <w:t>(d) Pound</w:t>
+        <w:t xml:space="preserve">Negative Marks: 0.25</w:t>
       </w:r>
     </w:p>
     <w:p>
-      <w:pPr>
-        <w:spacing w:after="0" w:before="40"/>
-      </w:pPr>
       <w:r>
-        <w:rPr>
-          <w:b/>
-          <w:i w:val="0"/>
-          <w:sz w:val="22"/>
-        </w:rPr>
-        <w:t>Answer: a</w:t>
+        <w:t xml:space="preserve"/>
       </w:r>
     </w:p>
     <w:p>
-      <w:pPr>
-        <w:spacing w:after="0" w:before="0"/>
-      </w:pPr>
       <w:r>
-        <w:rPr>
-          <w:b w:val="0"/>
-          <w:i w:val="0"/>
-          <w:sz w:val="21"/>
-        </w:rPr>
-        <w:t>Solution: The kilogram is the SI base unit of mass. The newton measures force, and the gram/pound are other units of mass but not SI base units.</w:t>
+        <w:t xml:space="preserve">Question: India's first satellite, launched in 1975, was:</w:t>
       </w:r>
     </w:p>
     <w:p>
-      <w:pPr>
-        <w:spacing w:after="0" w:before="0"/>
-      </w:pPr>
       <w:r>
-        <w:rPr>
-          <w:b w:val="0"/>
-          <w:i w:val="0"/>
-          <w:sz w:val="20"/>
-        </w:rPr>
-        <w:t>Positive Marks: 1</w:t>
+        <w:t xml:space="preserve">(a) INSAT-1A</w:t>
       </w:r>
     </w:p>
     <w:p>
-      <w:pPr>
-        <w:spacing w:after="160" w:before="0"/>
-      </w:pPr>
       <w:r>
-        <w:rPr>
-          <w:b w:val="0"/>
-          <w:i w:val="0"/>
-          <w:sz w:val="20"/>
-        </w:rPr>
-        <w:t>Negative Marks: 0.25</w:t>
+        <w:t xml:space="preserve">(b) Aryabhata</w:t>
       </w:r>
     </w:p>
     <w:p>
-      <w:pPr>
-        <w:spacing w:after="40" w:before="120"/>
-      </w:pPr>
       <w:r>
-        <w:rPr>
-          <w:b w:val="0"/>
-          <w:i w:val="0"/>
-          <w:sz w:val="22"/>
-        </w:rPr>
-        <w:t>Question: Which is considered the purest form of natural water?</w:t>
+        <w:t xml:space="preserve">(c) Bhaskara</w:t>
       </w:r>
     </w:p>
     <w:p>
-      <w:pPr>
-        <w:spacing w:after="0" w:before="0"/>
-      </w:pPr>
       <w:r>
-        <w:rPr>
-          <w:b w:val="0"/>
-          <w:i w:val="0"/>
-          <w:sz w:val="22"/>
-        </w:rPr>
-        <w:t>(a) Rain water</w:t>
+        <w:t xml:space="preserve">(d) Rohini</w:t>
       </w:r>
     </w:p>
     <w:p>
-      <w:pPr>
-        <w:spacing w:after="0" w:before="0"/>
-      </w:pPr>
       <w:r>
-        <w:rPr>
-          <w:b w:val="0"/>
-          <w:i w:val="0"/>
-          <w:sz w:val="22"/>
-        </w:rPr>
-        <w:t>(b) River water</w:t>
+        <w:t xml:space="preserve">Answer: b</w:t>
       </w:r>
     </w:p>
     <w:p>
-      <w:pPr>
-        <w:spacing w:after="0" w:before="0"/>
-      </w:pPr>
       <w:r>
-        <w:rPr>
-          <w:b w:val="0"/>
-          <w:i w:val="0"/>
-          <w:sz w:val="22"/>
-        </w:rPr>
-        <w:t>(c) Sea water</w:t>
+        <w:t xml:space="preserve">Solution: Aryabhata, launched with Soviet help in 1975, was India's first satellite.</w:t>
       </w:r>
     </w:p>
     <w:p>
-      <w:pPr>
-        <w:spacing w:after="0" w:before="0"/>
-      </w:pPr>
       <w:r>
-        <w:rPr>
-          <w:b w:val="0"/>
-          <w:i w:val="0"/>
-          <w:sz w:val="22"/>
-        </w:rPr>
-        <w:t>(d) Well water</w:t>
+        <w:t xml:space="preserve">Positive Marks: 1</w:t>
       </w:r>
     </w:p>
     <w:p>
-      <w:pPr>
-        <w:spacing w:after="0" w:before="40"/>
-      </w:pPr>
       <w:r>
-        <w:rPr>
-          <w:b/>
-          <w:i w:val="0"/>
-          <w:sz w:val="22"/>
-        </w:rPr>
-        <w:t>Answer: a</w:t>
+        <w:t xml:space="preserve">Negative Marks: 0.25</w:t>
       </w:r>
     </w:p>
     <w:p>
-      <w:pPr>
-        <w:spacing w:after="0" w:before="0"/>
-      </w:pPr>
       <w:r>
-        <w:rPr>
-          <w:b w:val="0"/>
-          <w:i w:val="0"/>
-          <w:sz w:val="21"/>
-        </w:rPr>
-        <w:t>Solution: Rain water is the purest natural water because it is formed by evaporation and condensation, leaving dissolved salts behind; it is nearly free of dissolved minerals (distilled-like), though it may pick up gases and impurities from the air.</w:t>
+        <w:t xml:space="preserve"/>
       </w:r>
     </w:p>
     <w:p>
-      <w:pPr>
-        <w:spacing w:after="0" w:before="0"/>
-      </w:pPr>
       <w:r>
-        <w:rPr>
-          <w:b w:val="0"/>
-          <w:i w:val="0"/>
-          <w:sz w:val="20"/>
-        </w:rPr>
-        <w:t>Positive Marks: 1</w:t>
+        <w:t xml:space="preserve">Question: A train travels 240 km in 3 hours. Its speed is:</w:t>
       </w:r>
     </w:p>
     <w:p>
-      <w:pPr>
-        <w:spacing w:after="160" w:before="0"/>
-      </w:pPr>
       <w:r>
-        <w:rPr>
-          <w:b w:val="0"/>
-          <w:i w:val="0"/>
-          <w:sz w:val="20"/>
-        </w:rPr>
-        <w:t>Negative Marks: 0.25</w:t>
+        <w:t xml:space="preserve">(a) 60 km/h</w:t>
       </w:r>
     </w:p>
     <w:p>
-      <w:pPr>
-        <w:spacing w:after="40" w:before="120"/>
-      </w:pPr>
       <w:r>
-        <w:rPr>
-          <w:b w:val="0"/>
-          <w:i w:val="0"/>
-          <w:sz w:val="22"/>
-        </w:rPr>
-        <w:t>Question: Which vitamin is essential for the absorption of calcium in the body?</w:t>
+        <w:t xml:space="preserve">(b) 80 km/h</w:t>
       </w:r>
     </w:p>
     <w:p>
-      <w:pPr>
-        <w:spacing w:after="0" w:before="0"/>
-      </w:pPr>
       <w:r>
-        <w:rPr>
-          <w:b w:val="0"/>
-          <w:i w:val="0"/>
-          <w:sz w:val="22"/>
-        </w:rPr>
-        <w:t>(a) Vitamin D</w:t>
+        <w:t xml:space="preserve">(c) 90 km/h</w:t>
       </w:r>
     </w:p>
     <w:p>
-      <w:pPr>
-        <w:spacing w:after="0" w:before="0"/>
-      </w:pPr>
       <w:r>
-        <w:rPr>
-          <w:b w:val="0"/>
-          <w:i w:val="0"/>
-          <w:sz w:val="22"/>
-        </w:rPr>
-        <w:t>(b) Vitamin A</w:t>
+        <w:t xml:space="preserve">(d) 70 km/h</w:t>
       </w:r>
     </w:p>
     <w:p>
-      <w:pPr>
-        <w:spacing w:after="0" w:before="0"/>
-      </w:pPr>
       <w:r>
-        <w:rPr>
-          <w:b w:val="0"/>
-          <w:i w:val="0"/>
-          <w:sz w:val="22"/>
-        </w:rPr>
-        <w:t>(c) Vitamin C</w:t>
+        <w:t xml:space="preserve">Answer: b</w:t>
       </w:r>
     </w:p>
     <w:p>
-      <w:pPr>
-        <w:spacing w:after="0" w:before="0"/>
-      </w:pPr>
       <w:r>
-        <w:rPr>
-          <w:b w:val="0"/>
-          <w:i w:val="0"/>
-          <w:sz w:val="22"/>
-        </w:rPr>
-        <w:t>(d) Vitamin E</w:t>
+        <w:t xml:space="preserve">Solution: Speed = distance / time = 240 / 3 = 80 km/h.</w:t>
       </w:r>
     </w:p>
     <w:p>
-      <w:pPr>
-        <w:spacing w:after="0" w:before="40"/>
-      </w:pPr>
       <w:r>
-        <w:rPr>
-          <w:b/>
-          <w:i w:val="0"/>
-          <w:sz w:val="22"/>
-        </w:rPr>
-        <w:t>Answer: a</w:t>
+        <w:t xml:space="preserve">Positive Marks: 1</w:t>
       </w:r>
     </w:p>
     <w:p>
-      <w:pPr>
-        <w:spacing w:after="0" w:before="0"/>
-      </w:pPr>
       <w:r>
-        <w:rPr>
-          <w:b w:val="0"/>
-          <w:i w:val="0"/>
-          <w:sz w:val="21"/>
-        </w:rPr>
-        <w:t>Solution: Vitamin D promotes calcium absorption in the gut and its deposition in bones; deficiency causes rickets in children and osteomalacia in adults.</w:t>
+        <w:t xml:space="preserve">Negative Marks: 0.25</w:t>
       </w:r>
     </w:p>
     <w:p>
-      <w:pPr>
-        <w:spacing w:after="0" w:before="0"/>
-      </w:pPr>
       <w:r>
-        <w:rPr>
-          <w:b w:val="0"/>
-          <w:i w:val="0"/>
-          <w:sz w:val="20"/>
-        </w:rPr>
-        <w:t>Positive Marks: 1</w:t>
+        <w:t xml:space="preserve"/>
       </w:r>
     </w:p>
     <w:p>
-      <w:pPr>
-        <w:spacing w:after="160" w:before="0"/>
-      </w:pPr>
       <w:r>
-        <w:rPr>
-          <w:b w:val="0"/>
-          <w:i w:val="0"/>
-          <w:sz w:val="20"/>
-        </w:rPr>
-        <w:t>Negative Marks: 0.25</w:t>
+        <w:t xml:space="preserve">Question: A file with the extension .xlsx is created by which application?</w:t>
+      </w:r>
+    </w:p>
+    <w:p>
+      <w:r>
+        <w:t xml:space="preserve">(a) Notepad</w:t>
+      </w:r>
+    </w:p>
+    <w:p>
+      <w:r>
+        <w:t xml:space="preserve">(b) MS Excel</w:t>
+      </w:r>
+    </w:p>
+    <w:p>
+      <w:r>
+        <w:t xml:space="preserve">(c) Paint</w:t>
+      </w:r>
+    </w:p>
+    <w:p>
+      <w:r>
+        <w:t xml:space="preserve">(d) Media Player</w:t>
+      </w:r>
+    </w:p>
+    <w:p>
+      <w:r>
+        <w:t xml:space="preserve">Answer: b</w:t>
+      </w:r>
+    </w:p>
+    <w:p>
+      <w:r>
+        <w:t xml:space="preserve">Solution: .xlsx is the Excel workbook format; .txt files are created by Notepad.</w:t>
+      </w:r>
+    </w:p>
+    <w:p>
+      <w:r>
+        <w:t xml:space="preserve">Positive Marks: 1</w:t>
+      </w:r>
+    </w:p>
+    <w:p>
+      <w:r>
+        <w:t xml:space="preserve">Negative Marks: 0.25</w:t>
+      </w:r>
+    </w:p>
+    <w:p>
+      <w:r>
+        <w:t xml:space="preserve"/>
+      </w:r>
+    </w:p>
+    <w:p>
+      <w:r>
+        <w:t xml:space="preserve">Question: Who is known as the "Missile Man of India"?</w:t>
+      </w:r>
+    </w:p>
+    <w:p>
+      <w:r>
+        <w:t xml:space="preserve">(a) Vikram Sarabhai</w:t>
+      </w:r>
+    </w:p>
+    <w:p>
+      <w:r>
+        <w:t xml:space="preserve">(b) Homi Bhabha</w:t>
+      </w:r>
+    </w:p>
+    <w:p>
+      <w:r>
+        <w:t xml:space="preserve">(c) A.P.J. Abdul Kalam</w:t>
+      </w:r>
+    </w:p>
+    <w:p>
+      <w:r>
+        <w:t xml:space="preserve">(d) C.V. Raman</w:t>
+      </w:r>
+    </w:p>
+    <w:p>
+      <w:r>
+        <w:t xml:space="preserve">Answer: c</w:t>
+      </w:r>
+    </w:p>
+    <w:p>
+      <w:r>
+        <w:t xml:space="preserve">Solution: Dr. A.P.J. Abdul Kalam, architect of India's missile program and former President, is known as the "Missile Man of India."</w:t>
+      </w:r>
+    </w:p>
+    <w:p>
+      <w:r>
+        <w:t xml:space="preserve">Positive Marks: 1</w:t>
+      </w:r>
+    </w:p>
+    <w:p>
+      <w:r>
+        <w:t xml:space="preserve">Negative Marks: 0.25</w:t>
       </w:r>
     </w:p>
     <w:sectPr>
       <w:pgSz w:w="12240" w:h="15840"/>
-      <w:pgMar w:top="864" w:right="1008" w:bottom="864" w:left="1008" w:header="720" w:footer="720" w:gutter="0"/>
+      <w:pgMar w:top="1440" w:right="1800" w:bottom="1440" w:left="1800" w:header="720" w:footer="720" w:gutter="0"/>
       <w:cols w:space="720"/>
       <w:docGrid w:linePitch="360"/>
     </w:sectPr>
@@ -2715,10 +1365,6 @@
     <w:name w:val="Normal"/>
     <w:qFormat/>
     <w:rsid w:val="00FC693F"/>
-    <w:rPr>
-      <w:rFonts w:ascii="Calibri" w:hAnsi="Calibri"/>
-      <w:sz w:val="22"/>
-    </w:rPr>
   </w:style>
   <w:style w:type="paragraph" w:styleId="Header">
     <w:name w:val="header"/>
